--- a/supplementary_material/supplementary_material.docx
+++ b/supplementary_material/supplementary_material.docx
@@ -27,6 +27,33 @@
           <w:lang w:val="en-US"/>
         </w:rPr>
       </w:pPr>
+      <w:proofErr w:type="spellStart"/>
+      <w:r>
+        <w:rPr>
+          <w:b/>
+          <w:bCs/>
+          <w:lang w:val="en-US"/>
+        </w:rPr>
+        <w:t>Extra.ipynb</w:t>
+      </w:r>
+      <w:proofErr w:type="spellEnd"/>
+      <w:r>
+        <w:rPr>
+          <w:b/>
+          <w:bCs/>
+          <w:lang w:val="en-US"/>
+        </w:rPr>
+        <w:t xml:space="preserve">: main script </w:t>
+      </w:r>
+    </w:p>
+    <w:p>
+      <w:pPr>
+        <w:rPr>
+          <w:b/>
+          <w:bCs/>
+          <w:lang w:val="en-US"/>
+        </w:rPr>
+      </w:pPr>
     </w:p>
     <w:p>
       <w:pPr>
@@ -168,7 +195,35 @@
         <w:rPr>
           <w:lang w:val="en-US"/>
         </w:rPr>
-        <w:t>, obtained after running build_model with impose_locations=0</w:t>
+        <w:t xml:space="preserve">, obtained after running </w:t>
+      </w:r>
+      <w:proofErr w:type="spellStart"/>
+      <w:r>
+        <w:rPr>
+          <w:lang w:val="en-US"/>
+        </w:rPr>
+        <w:t>build_model</w:t>
+      </w:r>
+      <w:proofErr w:type="spellEnd"/>
+      <w:r>
+        <w:rPr>
+          <w:lang w:val="en-US"/>
+        </w:rPr>
+        <w:t xml:space="preserve"> with </w:t>
+      </w:r>
+      <w:proofErr w:type="spellStart"/>
+      <w:r>
+        <w:rPr>
+          <w:lang w:val="en-US"/>
+        </w:rPr>
+        <w:t>impose_locations</w:t>
+      </w:r>
+      <w:proofErr w:type="spellEnd"/>
+      <w:r>
+        <w:rPr>
+          <w:lang w:val="en-US"/>
+        </w:rPr>
+        <w:t>=0</w:t>
       </w:r>
     </w:p>
     <w:p>
@@ -246,7 +301,21 @@
         <w:rPr>
           <w:lang w:val="en-US"/>
         </w:rPr>
-        <w:t>All the compartments from previous studies + new ones found in the build_model run</w:t>
+        <w:t xml:space="preserve">All the compartments from previous studies + new ones found in the </w:t>
+      </w:r>
+      <w:proofErr w:type="spellStart"/>
+      <w:r>
+        <w:rPr>
+          <w:lang w:val="en-US"/>
+        </w:rPr>
+        <w:t>build_model</w:t>
+      </w:r>
+      <w:proofErr w:type="spellEnd"/>
+      <w:r>
+        <w:rPr>
+          <w:lang w:val="en-US"/>
+        </w:rPr>
+        <w:t xml:space="preserve"> run</w:t>
       </w:r>
     </w:p>
     <w:p>
@@ -262,11 +331,19 @@
           <w:lang w:val="en-US"/>
         </w:rPr>
       </w:pPr>
-      <w:r>
-        <w:rPr>
-          <w:lang w:val="en-US"/>
-        </w:rPr>
-        <w:t>all_compartments.txt , text file with all the compartments</w:t>
+      <w:proofErr w:type="gramStart"/>
+      <w:r>
+        <w:rPr>
+          <w:lang w:val="en-US"/>
+        </w:rPr>
+        <w:t>all_compartments.txt ,</w:t>
+      </w:r>
+      <w:proofErr w:type="gramEnd"/>
+      <w:r>
+        <w:rPr>
+          <w:lang w:val="en-US"/>
+        </w:rPr>
+        <w:t xml:space="preserve"> text file with all the compartments</w:t>
       </w:r>
     </w:p>
     <w:p>
@@ -306,7 +383,21 @@
         <w:rPr>
           <w:lang w:val="en-US"/>
         </w:rPr>
-        <w:t>Supplementary material with the list of all compartments, their equivalence in endoA, compartment abbreviations and compartment connectivity</w:t>
+        <w:t xml:space="preserve">Supplementary material with the list of all compartments, their equivalence in </w:t>
+      </w:r>
+      <w:proofErr w:type="spellStart"/>
+      <w:r>
+        <w:rPr>
+          <w:lang w:val="en-US"/>
+        </w:rPr>
+        <w:t>endoA</w:t>
+      </w:r>
+      <w:proofErr w:type="spellEnd"/>
+      <w:r>
+        <w:rPr>
+          <w:lang w:val="en-US"/>
+        </w:rPr>
+        <w:t>, compartment abbreviations and compartment connectivity</w:t>
       </w:r>
     </w:p>
     <w:p>
@@ -333,6 +424,116 @@
       <w:pPr>
         <w:pStyle w:val="ListParagraph"/>
         <w:numPr>
+          <w:ilvl w:val="2"/>
+          <w:numId w:val="1"/>
+        </w:numPr>
+        <w:rPr>
+          <w:b/>
+          <w:bCs/>
+          <w:lang w:val="en-US"/>
+        </w:rPr>
+      </w:pPr>
+      <w:r>
+        <w:rPr>
+          <w:lang w:val="en-US"/>
+        </w:rPr>
+        <w:t>Sheet: Def-Compartments, file with the compartments and the mappings</w:t>
+      </w:r>
+    </w:p>
+    <w:p>
+      <w:pPr>
+        <w:pStyle w:val="ListParagraph"/>
+        <w:numPr>
+          <w:ilvl w:val="2"/>
+          <w:numId w:val="1"/>
+        </w:numPr>
+        <w:rPr>
+          <w:b/>
+          <w:bCs/>
+          <w:lang w:val="en-US"/>
+        </w:rPr>
+      </w:pPr>
+      <w:r>
+        <w:rPr>
+          <w:lang w:val="en-US"/>
+        </w:rPr>
+        <w:t xml:space="preserve">Sheet: Endo1a_abb, Compartments in </w:t>
+      </w:r>
+      <w:proofErr w:type="spellStart"/>
+      <w:r>
+        <w:rPr>
+          <w:lang w:val="en-US"/>
+        </w:rPr>
+        <w:t>endoA</w:t>
+      </w:r>
+      <w:proofErr w:type="spellEnd"/>
+      <w:r>
+        <w:rPr>
+          <w:lang w:val="en-US"/>
+        </w:rPr>
+        <w:t xml:space="preserve"> and abbreviations</w:t>
+      </w:r>
+    </w:p>
+    <w:p>
+      <w:pPr>
+        <w:pStyle w:val="ListParagraph"/>
+        <w:numPr>
+          <w:ilvl w:val="2"/>
+          <w:numId w:val="1"/>
+        </w:numPr>
+        <w:rPr>
+          <w:b/>
+          <w:bCs/>
+          <w:lang w:val="en-US"/>
+        </w:rPr>
+      </w:pPr>
+      <w:r>
+        <w:rPr>
+          <w:lang w:val="en-US"/>
+        </w:rPr>
+        <w:t xml:space="preserve">Sheet: </w:t>
+      </w:r>
+      <w:proofErr w:type="spellStart"/>
+      <w:r>
+        <w:rPr>
+          <w:lang w:val="en-US"/>
+        </w:rPr>
+        <w:t>EndoA</w:t>
+      </w:r>
+      <w:proofErr w:type="spellEnd"/>
+      <w:r>
+        <w:rPr>
+          <w:lang w:val="en-US"/>
+        </w:rPr>
+        <w:t>, Connectivity matrix</w:t>
+      </w:r>
+    </w:p>
+    <w:p>
+      <w:pPr>
+        <w:pStyle w:val="ListParagraph"/>
+        <w:numPr>
+          <w:ilvl w:val="0"/>
+          <w:numId w:val="1"/>
+        </w:numPr>
+        <w:rPr>
+          <w:b/>
+          <w:bCs/>
+          <w:lang w:val="en-US"/>
+        </w:rPr>
+      </w:pPr>
+      <w:r>
+        <w:rPr>
+          <w:b/>
+          <w:bCs/>
+          <w:lang w:val="en-US"/>
+        </w:rPr>
+        <w:t>First endothelial-cell specific THG</w:t>
+      </w:r>
+    </w:p>
+    <w:p>
+      <w:pPr>
+        <w:pStyle w:val="ListParagraph"/>
+        <w:numPr>
           <w:ilvl w:val="1"/>
           <w:numId w:val="1"/>
         </w:numPr>
@@ -346,7 +547,49 @@
         <w:rPr>
           <w:lang w:val="en-US"/>
         </w:rPr>
-        <w:t>Sheet: Def-Compartments, file with the compartments and the mappings</w:t>
+        <w:t xml:space="preserve">Model with the </w:t>
+      </w:r>
+      <w:proofErr w:type="spellStart"/>
+      <w:r>
+        <w:rPr>
+          <w:lang w:val="en-US"/>
+        </w:rPr>
+        <w:t>endoA</w:t>
+      </w:r>
+      <w:proofErr w:type="spellEnd"/>
+      <w:r>
+        <w:rPr>
+          <w:lang w:val="en-US"/>
+        </w:rPr>
+        <w:t xml:space="preserve"> compartments (17), obtained after running </w:t>
+      </w:r>
+      <w:proofErr w:type="spellStart"/>
+      <w:r>
+        <w:rPr>
+          <w:lang w:val="en-US"/>
+        </w:rPr>
+        <w:t>build_model</w:t>
+      </w:r>
+      <w:proofErr w:type="spellEnd"/>
+      <w:r>
+        <w:rPr>
+          <w:lang w:val="en-US"/>
+        </w:rPr>
+        <w:t xml:space="preserve"> with </w:t>
+      </w:r>
+      <w:proofErr w:type="spellStart"/>
+      <w:r>
+        <w:rPr>
+          <w:lang w:val="en-US"/>
+        </w:rPr>
+        <w:t>impose_locations</w:t>
+      </w:r>
+      <w:proofErr w:type="spellEnd"/>
+      <w:r>
+        <w:rPr>
+          <w:lang w:val="en-US"/>
+        </w:rPr>
+        <w:t xml:space="preserve">=1 </w:t>
       </w:r>
     </w:p>
     <w:p>
@@ -366,7 +609,63 @@
         <w:rPr>
           <w:lang w:val="en-US"/>
         </w:rPr>
-        <w:t>Sheet: Endo1a_abb, Compartments in endoA and abbreviations</w:t>
+        <w:t>THG-beta2_endoA.xml</w:t>
+      </w:r>
+    </w:p>
+    <w:p>
+      <w:pPr>
+        <w:rPr>
+          <w:b/>
+          <w:bCs/>
+          <w:lang w:val="en-US"/>
+        </w:rPr>
+      </w:pPr>
+    </w:p>
+    <w:p>
+      <w:pPr>
+        <w:rPr>
+          <w:b/>
+          <w:bCs/>
+          <w:lang w:val="en-US"/>
+        </w:rPr>
+      </w:pPr>
+      <w:r>
+        <w:rPr>
+          <w:b/>
+          <w:bCs/>
+          <w:lang w:val="en-US"/>
+        </w:rPr>
+        <w:t xml:space="preserve">STEP 2: </w:t>
+      </w:r>
+      <w:r>
+        <w:rPr>
+          <w:b/>
+          <w:bCs/>
+          <w:lang w:val="en-US"/>
+        </w:rPr>
+        <w:t>Defining metabolic capabilities via exometabolomics-guided boundary reaction refinement</w:t>
+      </w:r>
+    </w:p>
+    <w:p>
+      <w:pPr>
+        <w:pStyle w:val="ListParagraph"/>
+        <w:numPr>
+          <w:ilvl w:val="0"/>
+          <w:numId w:val="1"/>
+        </w:numPr>
+        <w:rPr>
+          <w:b/>
+          <w:bCs/>
+          <w:lang w:val="en-US"/>
+        </w:rPr>
+      </w:pPr>
+      <w:r>
+        <w:rPr>
+          <w:b/>
+          <w:bCs/>
+          <w:lang w:val="en-US"/>
+        </w:rPr>
+        <w:t>Reference endothelial-cell specific model (iEC3006)</w:t>
       </w:r>
     </w:p>
     <w:p>
@@ -386,7 +685,7 @@
         <w:rPr>
           <w:lang w:val="en-US"/>
         </w:rPr>
-        <w:t>Sheet: EndoA, Connectivity matrix</w:t>
+        <w:t>EC_model_with_KEGG.xml</w:t>
       </w:r>
     </w:p>
     <w:p>
@@ -408,7 +707,97 @@
           <w:bCs/>
           <w:lang w:val="en-US"/>
         </w:rPr>
-        <w:t>First endothelial-cell specific THG</w:t>
+        <w:t>Boundary reactions in THG-</w:t>
+      </w:r>
+      <w:proofErr w:type="spellStart"/>
+      <w:r>
+        <w:rPr>
+          <w:b/>
+          <w:bCs/>
+          <w:lang w:val="en-US"/>
+        </w:rPr>
+        <w:t>EndoA</w:t>
+      </w:r>
+      <w:proofErr w:type="spellEnd"/>
+      <w:r>
+        <w:rPr>
+          <w:b/>
+          <w:bCs/>
+          <w:lang w:val="en-US"/>
+        </w:rPr>
+        <w:t xml:space="preserve"> + </w:t>
+      </w:r>
+      <w:proofErr w:type="gramStart"/>
+      <w:r>
+        <w:rPr>
+          <w:b/>
+          <w:bCs/>
+          <w:lang w:val="en-US"/>
+        </w:rPr>
+        <w:t>bounds ,</w:t>
+      </w:r>
+      <w:proofErr w:type="gramEnd"/>
+      <w:r>
+        <w:rPr>
+          <w:b/>
+          <w:bCs/>
+          <w:lang w:val="en-US"/>
+        </w:rPr>
+        <w:t xml:space="preserve"> boundary reactions in iEC3006 + bounds, matched boundary </w:t>
+      </w:r>
+      <w:proofErr w:type="spellStart"/>
+      <w:r>
+        <w:rPr>
+          <w:b/>
+          <w:bCs/>
+          <w:lang w:val="en-US"/>
+        </w:rPr>
+        <w:t>rs</w:t>
+      </w:r>
+      <w:proofErr w:type="spellEnd"/>
+      <w:r>
+        <w:rPr>
+          <w:b/>
+          <w:bCs/>
+          <w:lang w:val="en-US"/>
+        </w:rPr>
+        <w:t xml:space="preserve"> between both models , boundary </w:t>
+      </w:r>
+      <w:proofErr w:type="spellStart"/>
+      <w:r>
+        <w:rPr>
+          <w:b/>
+          <w:bCs/>
+          <w:lang w:val="en-US"/>
+        </w:rPr>
+        <w:t>rs</w:t>
+      </w:r>
+      <w:proofErr w:type="spellEnd"/>
+      <w:r>
+        <w:rPr>
+          <w:b/>
+          <w:bCs/>
+          <w:lang w:val="en-US"/>
+        </w:rPr>
+        <w:t xml:space="preserve"> in THG-</w:t>
+      </w:r>
+      <w:proofErr w:type="spellStart"/>
+      <w:r>
+        <w:rPr>
+          <w:b/>
+          <w:bCs/>
+          <w:lang w:val="en-US"/>
+        </w:rPr>
+        <w:t>EndoA</w:t>
+      </w:r>
+      <w:proofErr w:type="spellEnd"/>
+      <w:r>
+        <w:rPr>
+          <w:b/>
+          <w:bCs/>
+          <w:lang w:val="en-US"/>
+        </w:rPr>
+        <w:t>+ bounds after this step, list of added reactions in this step</w:t>
       </w:r>
     </w:p>
     <w:p>
@@ -428,7 +817,13 @@
         <w:rPr>
           <w:lang w:val="en-US"/>
         </w:rPr>
-        <w:t xml:space="preserve">Model with the endoA compartments (17), obtained after running build_model with impose_locations=1 </w:t>
+        <w:t>Excel file:</w:t>
+      </w:r>
+      <w:r>
+        <w:rPr>
+          <w:lang w:val="en-US"/>
+        </w:rPr>
+        <w:t xml:space="preserve"> Boundary_reaction_summary.xlsx</w:t>
       </w:r>
     </w:p>
     <w:p>
@@ -439,50 +834,269 @@
           <w:numId w:val="1"/>
         </w:numPr>
         <w:rPr>
-          <w:b/>
-          <w:bCs/>
-          <w:lang w:val="en-US"/>
-        </w:rPr>
-      </w:pPr>
-      <w:r>
-        <w:rPr>
-          <w:lang w:val="en-US"/>
-        </w:rPr>
-        <w:t>THG-beta2_endoA.xml</w:t>
-      </w:r>
-    </w:p>
-    <w:p>
-      <w:pPr>
-        <w:rPr>
-          <w:b/>
-          <w:bCs/>
-          <w:lang w:val="en-US"/>
-        </w:rPr>
-      </w:pPr>
-    </w:p>
-    <w:p>
-      <w:pPr>
-        <w:rPr>
-          <w:b/>
-          <w:bCs/>
-          <w:lang w:val="en-US"/>
-        </w:rPr>
-      </w:pPr>
-      <w:r>
-        <w:rPr>
-          <w:b/>
-          <w:bCs/>
-          <w:lang w:val="en-US"/>
-        </w:rPr>
-        <w:t xml:space="preserve">STEP 2: </w:t>
-      </w:r>
-      <w:r>
-        <w:rPr>
-          <w:b/>
-          <w:bCs/>
-          <w:lang w:val="en-US"/>
-        </w:rPr>
-        <w:t>Defining metabolic capabilities via exometabolomics-guided boundary reaction refinement</w:t>
+          <w:lang w:val="en-US"/>
+        </w:rPr>
+      </w:pPr>
+      <w:r>
+        <w:rPr>
+          <w:lang w:val="en-US"/>
+        </w:rPr>
+        <w:t>Sheets:</w:t>
+      </w:r>
+    </w:p>
+    <w:p>
+      <w:pPr>
+        <w:pStyle w:val="ListParagraph"/>
+        <w:numPr>
+          <w:ilvl w:val="2"/>
+          <w:numId w:val="1"/>
+        </w:numPr>
+        <w:rPr>
+          <w:lang w:val="en-US"/>
+        </w:rPr>
+      </w:pPr>
+      <w:r>
+        <w:rPr>
+          <w:lang w:val="en-US"/>
+        </w:rPr>
+        <w:t>Boundary reactions in THG-</w:t>
+      </w:r>
+      <w:proofErr w:type="spellStart"/>
+      <w:r>
+        <w:rPr>
+          <w:lang w:val="en-US"/>
+        </w:rPr>
+        <w:t>EndoA</w:t>
+      </w:r>
+      <w:proofErr w:type="spellEnd"/>
+      <w:r>
+        <w:rPr>
+          <w:lang w:val="en-US"/>
+        </w:rPr>
+        <w:t xml:space="preserve"> + bounds:</w:t>
+      </w:r>
+      <w:r>
+        <w:rPr>
+          <w:lang w:val="en-US"/>
+        </w:rPr>
+        <w:t xml:space="preserve"> THG-</w:t>
+      </w:r>
+      <w:proofErr w:type="spellStart"/>
+      <w:r>
+        <w:rPr>
+          <w:lang w:val="en-US"/>
+        </w:rPr>
+        <w:t>EndoA</w:t>
+      </w:r>
+      <w:proofErr w:type="spellEnd"/>
+      <w:r>
+        <w:rPr>
+          <w:lang w:val="en-US"/>
+        </w:rPr>
+        <w:t xml:space="preserve"> boundaries</w:t>
+      </w:r>
+    </w:p>
+    <w:p>
+      <w:pPr>
+        <w:pStyle w:val="ListParagraph"/>
+        <w:numPr>
+          <w:ilvl w:val="2"/>
+          <w:numId w:val="1"/>
+        </w:numPr>
+        <w:rPr>
+          <w:lang w:val="en-US"/>
+        </w:rPr>
+      </w:pPr>
+      <w:r>
+        <w:rPr>
+          <w:lang w:val="en-US"/>
+        </w:rPr>
+        <w:t>Boundary reactions in iEC3006 + bounds:</w:t>
+      </w:r>
+      <w:r>
+        <w:rPr>
+          <w:lang w:val="en-US"/>
+        </w:rPr>
+        <w:t xml:space="preserve"> iEC3006 boundaries</w:t>
+      </w:r>
+    </w:p>
+    <w:p>
+      <w:pPr>
+        <w:pStyle w:val="ListParagraph"/>
+        <w:numPr>
+          <w:ilvl w:val="2"/>
+          <w:numId w:val="1"/>
+        </w:numPr>
+        <w:rPr>
+          <w:lang w:val="en-US"/>
+        </w:rPr>
+      </w:pPr>
+      <w:r>
+        <w:rPr>
+          <w:lang w:val="en-US"/>
+        </w:rPr>
+        <w:t xml:space="preserve">Matched boundary </w:t>
+      </w:r>
+      <w:proofErr w:type="spellStart"/>
+      <w:r>
+        <w:rPr>
+          <w:lang w:val="en-US"/>
+        </w:rPr>
+        <w:t>rs</w:t>
+      </w:r>
+      <w:proofErr w:type="spellEnd"/>
+      <w:r>
+        <w:rPr>
+          <w:lang w:val="en-US"/>
+        </w:rPr>
+        <w:t>:</w:t>
+      </w:r>
+      <w:r>
+        <w:rPr>
+          <w:lang w:val="en-US"/>
+        </w:rPr>
+        <w:t xml:space="preserve"> Matched boundaries</w:t>
+      </w:r>
+    </w:p>
+    <w:p>
+      <w:pPr>
+        <w:pStyle w:val="ListParagraph"/>
+        <w:numPr>
+          <w:ilvl w:val="2"/>
+          <w:numId w:val="1"/>
+        </w:numPr>
+        <w:rPr>
+          <w:lang w:val="en-US"/>
+        </w:rPr>
+      </w:pPr>
+      <w:r>
+        <w:rPr>
+          <w:lang w:val="en-US"/>
+        </w:rPr>
+        <w:t xml:space="preserve">Boundary </w:t>
+      </w:r>
+      <w:proofErr w:type="spellStart"/>
+      <w:r>
+        <w:rPr>
+          <w:lang w:val="en-US"/>
+        </w:rPr>
+        <w:t>rs</w:t>
+      </w:r>
+      <w:proofErr w:type="spellEnd"/>
+      <w:r>
+        <w:rPr>
+          <w:lang w:val="en-US"/>
+        </w:rPr>
+        <w:t xml:space="preserve"> in THG-</w:t>
+      </w:r>
+      <w:proofErr w:type="spellStart"/>
+      <w:r>
+        <w:rPr>
+          <w:lang w:val="en-US"/>
+        </w:rPr>
+        <w:t>EndoA</w:t>
+      </w:r>
+      <w:proofErr w:type="spellEnd"/>
+      <w:r>
+        <w:rPr>
+          <w:lang w:val="en-US"/>
+        </w:rPr>
+        <w:t>+ bounds after this step:</w:t>
+      </w:r>
+      <w:r>
+        <w:rPr>
+          <w:lang w:val="en-US"/>
+        </w:rPr>
+        <w:t xml:space="preserve"> After refinement </w:t>
+      </w:r>
+    </w:p>
+    <w:p>
+      <w:pPr>
+        <w:pStyle w:val="ListParagraph"/>
+        <w:numPr>
+          <w:ilvl w:val="2"/>
+          <w:numId w:val="1"/>
+        </w:numPr>
+        <w:rPr>
+          <w:lang w:val="en-US"/>
+        </w:rPr>
+      </w:pPr>
+      <w:r>
+        <w:rPr>
+          <w:lang w:val="en-US"/>
+        </w:rPr>
+        <w:t xml:space="preserve">List of added reactions in this step: </w:t>
+      </w:r>
+      <w:r>
+        <w:rPr>
+          <w:lang w:val="en-US"/>
+        </w:rPr>
+        <w:t>Added reactions</w:t>
+      </w:r>
+    </w:p>
+    <w:p>
+      <w:pPr>
+        <w:pStyle w:val="ListParagraph"/>
+        <w:numPr>
+          <w:ilvl w:val="1"/>
+          <w:numId w:val="1"/>
+        </w:numPr>
+        <w:rPr>
+          <w:lang w:val="en-US"/>
+        </w:rPr>
+      </w:pPr>
+      <w:proofErr w:type="gramStart"/>
+      <w:r>
+        <w:rPr>
+          <w:lang w:val="en-US"/>
+        </w:rPr>
+        <w:t>THG_endoA_boundary.xml ,</w:t>
+      </w:r>
+      <w:proofErr w:type="gramEnd"/>
+      <w:r>
+        <w:rPr>
+          <w:lang w:val="en-US"/>
+        </w:rPr>
+        <w:t xml:space="preserve"> model with modified bounds</w:t>
+      </w:r>
+    </w:p>
+    <w:p>
+      <w:pPr>
+        <w:rPr>
+          <w:lang w:val="en-US"/>
+        </w:rPr>
+      </w:pPr>
+    </w:p>
+    <w:p>
+      <w:pPr>
+        <w:rPr>
+          <w:lang w:val="en-US"/>
+        </w:rPr>
+      </w:pPr>
+    </w:p>
+    <w:p>
+      <w:pPr>
+        <w:rPr>
+          <w:b/>
+          <w:bCs/>
+          <w:lang w:val="en-US"/>
+        </w:rPr>
+      </w:pPr>
+      <w:r>
+        <w:rPr>
+          <w:b/>
+          <w:bCs/>
+          <w:lang w:val="en-US"/>
+        </w:rPr>
+        <w:t xml:space="preserve">STEP 3: </w:t>
+      </w:r>
+      <w:r>
+        <w:rPr>
+          <w:b/>
+          <w:bCs/>
+          <w:lang w:val="en"/>
+        </w:rPr>
+        <w:t>Enhancing metabolic network connectivity through putative transport inference</w:t>
       </w:r>
     </w:p>
     <w:p>
@@ -504,7 +1118,15 @@
           <w:bCs/>
           <w:lang w:val="en-US"/>
         </w:rPr>
-        <w:t>Reference endothelial-cell specific model (iEC3006)</w:t>
+        <w:t>L</w:t>
+      </w:r>
+      <w:r>
+        <w:rPr>
+          <w:b/>
+          <w:bCs/>
+          <w:lang w:val="en-US"/>
+        </w:rPr>
+        <w:t>ist of initial and final dead-end substrates, products and futile cycles, new GEM with the putative transport reactions, excel with the list of new putative transport reactions with their corresponding associated metabolites and the compartments that connects</w:t>
       </w:r>
     </w:p>
     <w:p>
@@ -524,7 +1146,251 @@
         <w:rPr>
           <w:lang w:val="en-US"/>
         </w:rPr>
-        <w:t>EC_model_with_KEGG.xml</w:t>
+        <w:t xml:space="preserve">Excel file: </w:t>
+      </w:r>
+      <w:r>
+        <w:rPr>
+          <w:lang w:val="en-US"/>
+        </w:rPr>
+        <w:t>Supplementary_deadends_and_TRs</w:t>
+      </w:r>
+      <w:r>
+        <w:rPr>
+          <w:lang w:val="en-US"/>
+        </w:rPr>
+        <w:t>.xlsx</w:t>
+      </w:r>
+      <w:r>
+        <w:rPr>
+          <w:lang w:val="en-US"/>
+        </w:rPr>
+        <w:t>. Sheets:</w:t>
+      </w:r>
+    </w:p>
+    <w:p>
+      <w:pPr>
+        <w:pStyle w:val="ListParagraph"/>
+        <w:numPr>
+          <w:ilvl w:val="2"/>
+          <w:numId w:val="1"/>
+        </w:numPr>
+        <w:rPr>
+          <w:b/>
+          <w:bCs/>
+          <w:lang w:val="en-US"/>
+        </w:rPr>
+      </w:pPr>
+      <w:r>
+        <w:rPr>
+          <w:lang w:val="en-US"/>
+        </w:rPr>
+        <w:t>Initial dead-end substrates</w:t>
+      </w:r>
+    </w:p>
+    <w:p>
+      <w:pPr>
+        <w:pStyle w:val="ListParagraph"/>
+        <w:numPr>
+          <w:ilvl w:val="2"/>
+          <w:numId w:val="1"/>
+        </w:numPr>
+        <w:rPr>
+          <w:b/>
+          <w:bCs/>
+          <w:lang w:val="en-US"/>
+        </w:rPr>
+      </w:pPr>
+      <w:r>
+        <w:rPr>
+          <w:lang w:val="en-US"/>
+        </w:rPr>
+        <w:t>Initial dead-end products</w:t>
+      </w:r>
+    </w:p>
+    <w:p>
+      <w:pPr>
+        <w:pStyle w:val="ListParagraph"/>
+        <w:numPr>
+          <w:ilvl w:val="2"/>
+          <w:numId w:val="1"/>
+        </w:numPr>
+        <w:rPr>
+          <w:b/>
+          <w:bCs/>
+          <w:lang w:val="en-US"/>
+        </w:rPr>
+      </w:pPr>
+      <w:r>
+        <w:rPr>
+          <w:lang w:val="en-US"/>
+        </w:rPr>
+        <w:t>Final dead-end substrates</w:t>
+      </w:r>
+    </w:p>
+    <w:p>
+      <w:pPr>
+        <w:pStyle w:val="ListParagraph"/>
+        <w:numPr>
+          <w:ilvl w:val="2"/>
+          <w:numId w:val="1"/>
+        </w:numPr>
+        <w:rPr>
+          <w:b/>
+          <w:bCs/>
+          <w:lang w:val="en-US"/>
+        </w:rPr>
+      </w:pPr>
+      <w:r>
+        <w:rPr>
+          <w:lang w:val="en-US"/>
+        </w:rPr>
+        <w:t>Final dead-end products</w:t>
+      </w:r>
+    </w:p>
+    <w:p>
+      <w:pPr>
+        <w:pStyle w:val="ListParagraph"/>
+        <w:numPr>
+          <w:ilvl w:val="2"/>
+          <w:numId w:val="1"/>
+        </w:numPr>
+        <w:rPr>
+          <w:b/>
+          <w:bCs/>
+          <w:lang w:val="en-US"/>
+        </w:rPr>
+      </w:pPr>
+      <w:r>
+        <w:rPr>
+          <w:lang w:val="en-US"/>
+        </w:rPr>
+        <w:t>Transport reactions added</w:t>
+      </w:r>
+    </w:p>
+    <w:p>
+      <w:pPr>
+        <w:pStyle w:val="ListParagraph"/>
+        <w:numPr>
+          <w:ilvl w:val="1"/>
+          <w:numId w:val="1"/>
+        </w:numPr>
+        <w:rPr>
+          <w:b/>
+          <w:bCs/>
+          <w:lang w:val="en-US"/>
+        </w:rPr>
+      </w:pPr>
+      <w:r>
+        <w:rPr>
+          <w:lang w:val="en-US"/>
+        </w:rPr>
+        <w:t xml:space="preserve">Model (with all the reactions): </w:t>
+      </w:r>
+      <w:r>
+        <w:rPr>
+          <w:lang w:val="en-US"/>
+        </w:rPr>
+        <w:t>model_full_THG_round2</w:t>
+      </w:r>
+      <w:r>
+        <w:rPr>
+          <w:lang w:val="en-US"/>
+        </w:rPr>
+        <w:t>.xml</w:t>
+      </w:r>
+    </w:p>
+    <w:p>
+      <w:pPr>
+        <w:pStyle w:val="ListParagraph"/>
+        <w:numPr>
+          <w:ilvl w:val="1"/>
+          <w:numId w:val="1"/>
+        </w:numPr>
+        <w:rPr>
+          <w:b/>
+          <w:bCs/>
+          <w:lang w:val="en-US"/>
+        </w:rPr>
+      </w:pPr>
+      <w:r>
+        <w:rPr>
+          <w:lang w:val="en-US"/>
+        </w:rPr>
+        <w:t xml:space="preserve">Model (only transport reactions): </w:t>
+      </w:r>
+      <w:r>
+        <w:rPr>
+          <w:lang w:val="en-US"/>
+        </w:rPr>
+        <w:t>model_transport_final_THG_round2</w:t>
+      </w:r>
+      <w:r>
+        <w:rPr>
+          <w:lang w:val="en-US"/>
+        </w:rPr>
+        <w:t>.xml</w:t>
+      </w:r>
+    </w:p>
+    <w:p>
+      <w:pPr>
+        <w:pStyle w:val="ListParagraph"/>
+        <w:numPr>
+          <w:ilvl w:val="1"/>
+          <w:numId w:val="1"/>
+        </w:numPr>
+        <w:rPr>
+          <w:b/>
+          <w:bCs/>
+          <w:lang w:val="en-US"/>
+        </w:rPr>
+      </w:pPr>
+      <w:r>
+        <w:rPr>
+          <w:lang w:val="en-US"/>
+        </w:rPr>
+        <w:t>No isolated futile cycles were found, so the third round was not carried out</w:t>
+      </w:r>
+    </w:p>
+    <w:p>
+      <w:pPr>
+        <w:rPr>
+          <w:b/>
+          <w:bCs/>
+          <w:lang w:val="en-US"/>
+        </w:rPr>
+      </w:pPr>
+    </w:p>
+    <w:p>
+      <w:pPr>
+        <w:rPr>
+          <w:b/>
+          <w:bCs/>
+          <w:lang w:val="en-US"/>
+        </w:rPr>
+      </w:pPr>
+      <w:r>
+        <w:rPr>
+          <w:b/>
+          <w:bCs/>
+          <w:lang w:val="en-US"/>
+        </w:rPr>
+        <w:t xml:space="preserve">STEP 3.5: </w:t>
+      </w:r>
+      <w:r>
+        <w:rPr>
+          <w:b/>
+          <w:bCs/>
+          <w:lang w:val="en"/>
+        </w:rPr>
+        <w:t>Refinement of compartment connectivity and protected fluxes for transcriptomics integration</w:t>
+      </w:r>
+      <w:r>
+        <w:rPr>
+          <w:b/>
+          <w:bCs/>
+          <w:lang w:val="en-US"/>
+        </w:rPr>
+        <w:t> </w:t>
       </w:r>
     </w:p>
     <w:p>
@@ -546,7 +1412,33 @@
           <w:bCs/>
           <w:lang w:val="en-US"/>
         </w:rPr>
-        <w:t>Boundary reactions in THG-EndoA + bounds , boundary reactions in iEC3006 + bounds, matched boundary rs between both models , boundary rs in THG-EndoA+ bounds after this step, list of added reactions in this step</w:t>
+        <w:t>excel file with a list of all the reactions added to the model + all the protected reactions, GEM. P.S.: here and in all the Supplementary material files where reactions or metabolites are detailed not only the model ID is required but also details like name, other databases IDs, ...</w:t>
+      </w:r>
+    </w:p>
+    <w:p>
+      <w:pPr>
+        <w:pStyle w:val="ListParagraph"/>
+        <w:numPr>
+          <w:ilvl w:val="2"/>
+          <w:numId w:val="1"/>
+        </w:numPr>
+        <w:rPr>
+          <w:b/>
+          <w:bCs/>
+          <w:lang w:val="en-US"/>
+        </w:rPr>
+      </w:pPr>
+      <w:r>
+        <w:rPr>
+          <w:lang w:val="en-US"/>
+        </w:rPr>
+        <w:t xml:space="preserve">Excel: </w:t>
+      </w:r>
+      <w:r>
+        <w:rPr>
+          <w:lang w:val="en-US"/>
+        </w:rPr>
+        <w:t>Protected_reactions_summary.xlsx</w:t>
       </w:r>
     </w:p>
     <w:p>
@@ -557,22 +1449,20 @@
           <w:numId w:val="1"/>
         </w:numPr>
         <w:rPr>
-          <w:b/>
-          <w:bCs/>
-          <w:lang w:val="en-US"/>
-        </w:rPr>
-      </w:pPr>
-      <w:r>
-        <w:rPr>
-          <w:lang w:val="en-US"/>
-        </w:rPr>
-        <w:t>Excel file:</w:t>
-      </w:r>
-      <w:r>
-        <w:rPr>
-          <w:lang w:val="en-US"/>
-        </w:rPr>
-        <w:t xml:space="preserve"> Boundary_reaction_summary.xlsx</w:t>
+          <w:lang w:val="en-US"/>
+        </w:rPr>
+      </w:pPr>
+      <w:r>
+        <w:rPr>
+          <w:lang w:val="en-US"/>
+        </w:rPr>
+        <w:t xml:space="preserve">Model: </w:t>
+      </w:r>
+      <w:r>
+        <w:rPr>
+          <w:lang w:val="en-US"/>
+        </w:rPr>
+        <w:t>model_full_THG_optimized_sinks_demands.xml</w:t>
       </w:r>
     </w:p>
     <w:p>
@@ -583,184 +1473,64 @@
           <w:numId w:val="1"/>
         </w:numPr>
         <w:rPr>
-          <w:lang w:val="en-US"/>
-        </w:rPr>
-      </w:pPr>
-      <w:r>
-        <w:rPr>
-          <w:lang w:val="en-US"/>
-        </w:rPr>
-        <w:t>Sheets:</w:t>
-      </w:r>
-    </w:p>
-    <w:p>
-      <w:pPr>
-        <w:pStyle w:val="ListParagraph"/>
-        <w:numPr>
-          <w:ilvl w:val="2"/>
-          <w:numId w:val="1"/>
-        </w:numPr>
-        <w:rPr>
-          <w:lang w:val="en-US"/>
-        </w:rPr>
-      </w:pPr>
-      <w:r>
-        <w:rPr>
-          <w:lang w:val="en-US"/>
-        </w:rPr>
-        <w:t>Boundary reactions in THG-EndoA + bounds:</w:t>
-      </w:r>
-      <w:r>
-        <w:rPr>
-          <w:lang w:val="en-US"/>
-        </w:rPr>
-        <w:t xml:space="preserve"> THG-EndoA boundaries</w:t>
-      </w:r>
-    </w:p>
-    <w:p>
-      <w:pPr>
-        <w:pStyle w:val="ListParagraph"/>
-        <w:numPr>
-          <w:ilvl w:val="2"/>
-          <w:numId w:val="1"/>
-        </w:numPr>
-        <w:rPr>
-          <w:lang w:val="en-US"/>
-        </w:rPr>
-      </w:pPr>
-      <w:r>
-        <w:rPr>
-          <w:lang w:val="en-US"/>
-        </w:rPr>
-        <w:t>Boundary reactions in iEC3006 + bounds:</w:t>
-      </w:r>
-      <w:r>
-        <w:rPr>
-          <w:lang w:val="en-US"/>
-        </w:rPr>
-        <w:t xml:space="preserve"> iEC3006 boundaries</w:t>
-      </w:r>
-    </w:p>
-    <w:p>
-      <w:pPr>
-        <w:pStyle w:val="ListParagraph"/>
-        <w:numPr>
-          <w:ilvl w:val="2"/>
-          <w:numId w:val="1"/>
-        </w:numPr>
-        <w:rPr>
-          <w:lang w:val="en-US"/>
-        </w:rPr>
-      </w:pPr>
-      <w:r>
-        <w:rPr>
-          <w:lang w:val="en-US"/>
-        </w:rPr>
-        <w:t>Matched boundary rs:</w:t>
-      </w:r>
-      <w:r>
-        <w:rPr>
-          <w:lang w:val="en-US"/>
-        </w:rPr>
-        <w:t xml:space="preserve"> Matched boundaries</w:t>
-      </w:r>
-    </w:p>
-    <w:p>
-      <w:pPr>
-        <w:pStyle w:val="ListParagraph"/>
-        <w:numPr>
-          <w:ilvl w:val="2"/>
-          <w:numId w:val="1"/>
-        </w:numPr>
-        <w:rPr>
-          <w:lang w:val="en-US"/>
-        </w:rPr>
-      </w:pPr>
-      <w:r>
-        <w:rPr>
-          <w:lang w:val="en-US"/>
-        </w:rPr>
-        <w:t>Boundary rs in THG-EndoA+ bounds after this step:</w:t>
-      </w:r>
-      <w:r>
-        <w:rPr>
-          <w:lang w:val="en-US"/>
-        </w:rPr>
-        <w:t xml:space="preserve"> After refinement </w:t>
-      </w:r>
-    </w:p>
-    <w:p>
-      <w:pPr>
-        <w:pStyle w:val="ListParagraph"/>
-        <w:numPr>
-          <w:ilvl w:val="2"/>
-          <w:numId w:val="1"/>
-        </w:numPr>
-        <w:rPr>
-          <w:lang w:val="en-US"/>
-        </w:rPr>
-      </w:pPr>
-      <w:r>
-        <w:rPr>
-          <w:lang w:val="en-US"/>
-        </w:rPr>
-        <w:t xml:space="preserve">List of added reactions in this step: </w:t>
-      </w:r>
-      <w:r>
-        <w:rPr>
-          <w:lang w:val="en-US"/>
-        </w:rPr>
-        <w:t>Added reactions</w:t>
-      </w:r>
-    </w:p>
-    <w:p>
-      <w:pPr>
-        <w:pStyle w:val="ListParagraph"/>
-        <w:numPr>
-          <w:ilvl w:val="1"/>
-          <w:numId w:val="1"/>
-        </w:numPr>
-        <w:rPr>
-          <w:lang w:val="en-US"/>
-        </w:rPr>
-      </w:pPr>
-      <w:r>
-        <w:rPr>
-          <w:lang w:val="en-US"/>
-        </w:rPr>
-        <w:t>THG_endoA_boundary.xml , model with modified bounds</w:t>
-      </w:r>
-    </w:p>
-    <w:p>
-      <w:pPr>
-        <w:rPr>
-          <w:lang w:val="en-US"/>
-        </w:rPr>
-      </w:pPr>
-    </w:p>
-    <w:p>
-      <w:pPr>
-        <w:rPr>
-          <w:lang w:val="en-US"/>
-        </w:rPr>
-      </w:pPr>
-    </w:p>
-    <w:p>
-      <w:pPr>
-        <w:rPr>
-          <w:b/>
-          <w:bCs/>
-          <w:lang w:val="en-US"/>
-        </w:rPr>
-      </w:pPr>
-      <w:r>
-        <w:rPr>
-          <w:b/>
-          <w:bCs/>
-          <w:lang w:val="en-US"/>
-        </w:rPr>
-        <w:lastRenderedPageBreak/>
-        <w:t xml:space="preserve">STEP 3: </w:t>
+          <w:b/>
+          <w:bCs/>
+          <w:lang w:val="en-US"/>
+        </w:rPr>
+      </w:pPr>
+      <w:r>
+        <w:rPr>
+          <w:lang w:val="en-US"/>
+        </w:rPr>
+        <w:t xml:space="preserve">Script: </w:t>
+      </w:r>
+      <w:proofErr w:type="spellStart"/>
+      <w:r>
+        <w:rPr>
+          <w:lang w:val="en-US"/>
+        </w:rPr>
+        <w:t>crucial_exchange_</w:t>
+      </w:r>
+      <w:proofErr w:type="gramStart"/>
+      <w:r>
+        <w:rPr>
+          <w:lang w:val="en-US"/>
+        </w:rPr>
+        <w:t>rs.ipynb</w:t>
+      </w:r>
+      <w:proofErr w:type="spellEnd"/>
+      <w:proofErr w:type="gramEnd"/>
+      <w:r>
+        <w:rPr>
+          <w:lang w:val="en-US"/>
+        </w:rPr>
+        <w:t xml:space="preserve">: code used to analyze and add the missing boundary, sink and demand reactions. </w:t>
+      </w:r>
+    </w:p>
+    <w:p>
+      <w:pPr>
+        <w:rPr>
+          <w:b/>
+          <w:bCs/>
+          <w:lang w:val="en-US"/>
+        </w:rPr>
+      </w:pPr>
+    </w:p>
+    <w:p>
+      <w:pPr>
+        <w:rPr>
+          <w:b/>
+          <w:bCs/>
+          <w:lang w:val="en-US"/>
+        </w:rPr>
+      </w:pPr>
+      <w:r>
+        <w:rPr>
+          <w:b/>
+          <w:bCs/>
+          <w:lang w:val="en-US"/>
+        </w:rPr>
+        <w:t xml:space="preserve">STEP 4: </w:t>
       </w:r>
       <w:r>
         <w:rPr>
@@ -768,7 +1538,15 @@
           <w:bCs/>
           <w:lang w:val="en"/>
         </w:rPr>
-        <w:t>Enhancing metabolic network connectivity through putative transport inference</w:t>
+        <w:t>Transcriptome-guided tissue-specific model tailoring and streamlining</w:t>
+      </w:r>
+      <w:r>
+        <w:rPr>
+          <w:b/>
+          <w:bCs/>
+          <w:lang w:val="en-US"/>
+        </w:rPr>
+        <w:t> </w:t>
       </w:r>
     </w:p>
     <w:p>
@@ -790,279 +1568,7 @@
           <w:bCs/>
           <w:lang w:val="en-US"/>
         </w:rPr>
-        <w:t>L</w:t>
-      </w:r>
-      <w:r>
-        <w:rPr>
-          <w:b/>
-          <w:bCs/>
-          <w:lang w:val="en-US"/>
-        </w:rPr>
-        <w:t>ist of initial and final dead-end substrates, products and futile cycles, new GEM with the putative transport reactions, excel with the list of new putative transport reactions with their corresponding associated metabolites and the compartments that connects</w:t>
-      </w:r>
-    </w:p>
-    <w:p>
-      <w:pPr>
-        <w:pStyle w:val="ListParagraph"/>
-        <w:numPr>
-          <w:ilvl w:val="1"/>
-          <w:numId w:val="1"/>
-        </w:numPr>
-        <w:rPr>
-          <w:b/>
-          <w:bCs/>
-          <w:lang w:val="en-US"/>
-        </w:rPr>
-      </w:pPr>
-      <w:r>
-        <w:rPr>
-          <w:lang w:val="en-US"/>
-        </w:rPr>
-        <w:t xml:space="preserve">Excel file: </w:t>
-      </w:r>
-      <w:r>
-        <w:rPr>
-          <w:lang w:val="en-US"/>
-        </w:rPr>
-        <w:t>Supplementary_deadends_and_TRs</w:t>
-      </w:r>
-      <w:r>
-        <w:rPr>
-          <w:lang w:val="en-US"/>
-        </w:rPr>
-        <w:t>.xlsx</w:t>
-      </w:r>
-      <w:r>
-        <w:rPr>
-          <w:lang w:val="en-US"/>
-        </w:rPr>
-        <w:t>. Sheets:</w:t>
-      </w:r>
-    </w:p>
-    <w:p>
-      <w:pPr>
-        <w:pStyle w:val="ListParagraph"/>
-        <w:numPr>
-          <w:ilvl w:val="2"/>
-          <w:numId w:val="1"/>
-        </w:numPr>
-        <w:rPr>
-          <w:b/>
-          <w:bCs/>
-          <w:lang w:val="en-US"/>
-        </w:rPr>
-      </w:pPr>
-      <w:r>
-        <w:rPr>
-          <w:lang w:val="en-US"/>
-        </w:rPr>
-        <w:t>Initial dead-end substrates</w:t>
-      </w:r>
-    </w:p>
-    <w:p>
-      <w:pPr>
-        <w:pStyle w:val="ListParagraph"/>
-        <w:numPr>
-          <w:ilvl w:val="2"/>
-          <w:numId w:val="1"/>
-        </w:numPr>
-        <w:rPr>
-          <w:b/>
-          <w:bCs/>
-          <w:lang w:val="en-US"/>
-        </w:rPr>
-      </w:pPr>
-      <w:r>
-        <w:rPr>
-          <w:lang w:val="en-US"/>
-        </w:rPr>
-        <w:t>Initial dead-end products</w:t>
-      </w:r>
-    </w:p>
-    <w:p>
-      <w:pPr>
-        <w:pStyle w:val="ListParagraph"/>
-        <w:numPr>
-          <w:ilvl w:val="2"/>
-          <w:numId w:val="1"/>
-        </w:numPr>
-        <w:rPr>
-          <w:b/>
-          <w:bCs/>
-          <w:lang w:val="en-US"/>
-        </w:rPr>
-      </w:pPr>
-      <w:r>
-        <w:rPr>
-          <w:lang w:val="en-US"/>
-        </w:rPr>
-        <w:t>Final dead-end substrates</w:t>
-      </w:r>
-    </w:p>
-    <w:p>
-      <w:pPr>
-        <w:pStyle w:val="ListParagraph"/>
-        <w:numPr>
-          <w:ilvl w:val="2"/>
-          <w:numId w:val="1"/>
-        </w:numPr>
-        <w:rPr>
-          <w:b/>
-          <w:bCs/>
-          <w:lang w:val="en-US"/>
-        </w:rPr>
-      </w:pPr>
-      <w:r>
-        <w:rPr>
-          <w:lang w:val="en-US"/>
-        </w:rPr>
-        <w:t>Final dead-end products</w:t>
-      </w:r>
-    </w:p>
-    <w:p>
-      <w:pPr>
-        <w:pStyle w:val="ListParagraph"/>
-        <w:numPr>
-          <w:ilvl w:val="2"/>
-          <w:numId w:val="1"/>
-        </w:numPr>
-        <w:rPr>
-          <w:b/>
-          <w:bCs/>
-          <w:lang w:val="en-US"/>
-        </w:rPr>
-      </w:pPr>
-      <w:r>
-        <w:rPr>
-          <w:lang w:val="en-US"/>
-        </w:rPr>
-        <w:t>Transport reactions added</w:t>
-      </w:r>
-    </w:p>
-    <w:p>
-      <w:pPr>
-        <w:pStyle w:val="ListParagraph"/>
-        <w:numPr>
-          <w:ilvl w:val="1"/>
-          <w:numId w:val="1"/>
-        </w:numPr>
-        <w:rPr>
-          <w:b/>
-          <w:bCs/>
-          <w:lang w:val="en-US"/>
-        </w:rPr>
-      </w:pPr>
-      <w:r>
-        <w:rPr>
-          <w:lang w:val="en-US"/>
-        </w:rPr>
-        <w:t xml:space="preserve">Model (with all the reactions): </w:t>
-      </w:r>
-      <w:r>
-        <w:rPr>
-          <w:lang w:val="en-US"/>
-        </w:rPr>
-        <w:t>model_full_THG_round2</w:t>
-      </w:r>
-      <w:r>
-        <w:rPr>
-          <w:lang w:val="en-US"/>
-        </w:rPr>
-        <w:t>.xml</w:t>
-      </w:r>
-    </w:p>
-    <w:p>
-      <w:pPr>
-        <w:pStyle w:val="ListParagraph"/>
-        <w:numPr>
-          <w:ilvl w:val="1"/>
-          <w:numId w:val="1"/>
-        </w:numPr>
-        <w:rPr>
-          <w:b/>
-          <w:bCs/>
-          <w:lang w:val="en-US"/>
-        </w:rPr>
-      </w:pPr>
-      <w:r>
-        <w:rPr>
-          <w:lang w:val="en-US"/>
-        </w:rPr>
-        <w:t xml:space="preserve">Model (only transport reactions): </w:t>
-      </w:r>
-      <w:r>
-        <w:rPr>
-          <w:lang w:val="en-US"/>
-        </w:rPr>
-        <w:t>model_transport_final_THG_round2</w:t>
-      </w:r>
-      <w:r>
-        <w:rPr>
-          <w:lang w:val="en-US"/>
-        </w:rPr>
-        <w:t>.xml</w:t>
-      </w:r>
-    </w:p>
-    <w:p>
-      <w:pPr>
-        <w:pStyle w:val="ListParagraph"/>
-        <w:numPr>
-          <w:ilvl w:val="1"/>
-          <w:numId w:val="1"/>
-        </w:numPr>
-        <w:rPr>
-          <w:b/>
-          <w:bCs/>
-          <w:lang w:val="en-US"/>
-        </w:rPr>
-      </w:pPr>
-      <w:r>
-        <w:rPr>
-          <w:lang w:val="en-US"/>
-        </w:rPr>
-        <w:t>No isolated futile cycles were found, so the third round was not carried out</w:t>
-      </w:r>
-    </w:p>
-    <w:p>
-      <w:pPr>
-        <w:rPr>
-          <w:b/>
-          <w:bCs/>
-          <w:lang w:val="en-US"/>
-        </w:rPr>
-      </w:pPr>
-    </w:p>
-    <w:p>
-      <w:pPr>
-        <w:rPr>
-          <w:b/>
-          <w:bCs/>
-          <w:lang w:val="en-US"/>
-        </w:rPr>
-      </w:pPr>
-      <w:r>
-        <w:rPr>
-          <w:b/>
-          <w:bCs/>
-          <w:lang w:val="en-US"/>
-        </w:rPr>
-        <w:t xml:space="preserve">STEP 3.5: </w:t>
-      </w:r>
-      <w:r>
-        <w:rPr>
-          <w:b/>
-          <w:bCs/>
-          <w:lang w:val="en"/>
-        </w:rPr>
-        <w:t>Refinement of compartment connectivity and protected fluxes for transcriptomics integration</w:t>
-      </w:r>
-      <w:r>
-        <w:rPr>
-          <w:b/>
-          <w:bCs/>
-          <w:lang w:val="en-US"/>
-        </w:rPr>
-        <w:t> </w:t>
+        <w:t>24561 x 578 expression matrix, 24561 x 578 discrete [0,1] matrix (GIMME output) + a column with the fraction of activity of each reaction, reaction ids in each group, resulting GEM</w:t>
       </w:r>
     </w:p>
     <w:p>
@@ -1080,162 +1586,6 @@
       </w:pPr>
       <w:r>
         <w:rPr>
-          <w:b/>
-          <w:bCs/>
-          <w:lang w:val="en-US"/>
-        </w:rPr>
-        <w:t>excel file with a list of all the reactions added to the model + all the protected reactions, GEM. P.S.: here and in all the Supplementary material files where reactions or metabolites are detailed not only the model ID is required but also details like name, other databases IDs, ...</w:t>
-      </w:r>
-    </w:p>
-    <w:p>
-      <w:pPr>
-        <w:pStyle w:val="ListParagraph"/>
-        <w:numPr>
-          <w:ilvl w:val="2"/>
-          <w:numId w:val="1"/>
-        </w:numPr>
-        <w:rPr>
-          <w:b/>
-          <w:bCs/>
-          <w:lang w:val="en-US"/>
-        </w:rPr>
-      </w:pPr>
-      <w:r>
-        <w:rPr>
-          <w:lang w:val="en-US"/>
-        </w:rPr>
-        <w:t xml:space="preserve">Excel: </w:t>
-      </w:r>
-      <w:r>
-        <w:rPr>
-          <w:lang w:val="en-US"/>
-        </w:rPr>
-        <w:t>Protected_reactions_summary.xlsx</w:t>
-      </w:r>
-    </w:p>
-    <w:p>
-      <w:pPr>
-        <w:pStyle w:val="ListParagraph"/>
-        <w:numPr>
-          <w:ilvl w:val="1"/>
-          <w:numId w:val="1"/>
-        </w:numPr>
-        <w:rPr>
-          <w:lang w:val="en-US"/>
-        </w:rPr>
-      </w:pPr>
-      <w:r>
-        <w:rPr>
-          <w:lang w:val="en-US"/>
-        </w:rPr>
-        <w:t xml:space="preserve">Model: </w:t>
-      </w:r>
-      <w:r>
-        <w:rPr>
-          <w:lang w:val="en-US"/>
-        </w:rPr>
-        <w:t>model_full_THG_optimized_sinks_demands.xml</w:t>
-      </w:r>
-    </w:p>
-    <w:p>
-      <w:pPr>
-        <w:pStyle w:val="ListParagraph"/>
-        <w:numPr>
-          <w:ilvl w:val="1"/>
-          <w:numId w:val="1"/>
-        </w:numPr>
-        <w:rPr>
-          <w:b/>
-          <w:bCs/>
-          <w:lang w:val="en-US"/>
-        </w:rPr>
-      </w:pPr>
-      <w:r>
-        <w:rPr>
-          <w:lang w:val="en-US"/>
-        </w:rPr>
-        <w:t xml:space="preserve">Script: crucial_exchange_rs.ipynb: code used to analyze and add the missing boundary, sink and demand reactions. </w:t>
-      </w:r>
-    </w:p>
-    <w:p>
-      <w:pPr>
-        <w:rPr>
-          <w:b/>
-          <w:bCs/>
-          <w:lang w:val="en-US"/>
-        </w:rPr>
-      </w:pPr>
-    </w:p>
-    <w:p>
-      <w:pPr>
-        <w:rPr>
-          <w:b/>
-          <w:bCs/>
-          <w:lang w:val="en-US"/>
-        </w:rPr>
-      </w:pPr>
-      <w:r>
-        <w:rPr>
-          <w:b/>
-          <w:bCs/>
-          <w:lang w:val="en-US"/>
-        </w:rPr>
-        <w:t xml:space="preserve">STEP 4: </w:t>
-      </w:r>
-      <w:r>
-        <w:rPr>
-          <w:b/>
-          <w:bCs/>
-          <w:lang w:val="en"/>
-        </w:rPr>
-        <w:t>Transcriptome-guided tissue-specific model tailoring and streamlining</w:t>
-      </w:r>
-      <w:r>
-        <w:rPr>
-          <w:b/>
-          <w:bCs/>
-          <w:lang w:val="en-US"/>
-        </w:rPr>
-        <w:t> </w:t>
-      </w:r>
-    </w:p>
-    <w:p>
-      <w:pPr>
-        <w:pStyle w:val="ListParagraph"/>
-        <w:numPr>
-          <w:ilvl w:val="0"/>
-          <w:numId w:val="1"/>
-        </w:numPr>
-        <w:rPr>
-          <w:b/>
-          <w:bCs/>
-          <w:lang w:val="en-US"/>
-        </w:rPr>
-      </w:pPr>
-      <w:r>
-        <w:rPr>
-          <w:b/>
-          <w:bCs/>
-          <w:lang w:val="en-US"/>
-        </w:rPr>
-        <w:t>24561 x 578 expression matrix, 24561 x 578 discrete [0,1] matrix (GIMME output) + a column with the fraction of activity of each reaction, reaction ids in each group, resulting GEM</w:t>
-      </w:r>
-    </w:p>
-    <w:p>
-      <w:pPr>
-        <w:pStyle w:val="ListParagraph"/>
-        <w:numPr>
-          <w:ilvl w:val="0"/>
-          <w:numId w:val="1"/>
-        </w:numPr>
-        <w:rPr>
-          <w:b/>
-          <w:bCs/>
-          <w:lang w:val="en-US"/>
-        </w:rPr>
-      </w:pPr>
-      <w:r>
-        <w:rPr>
           <w:lang w:val="en-US"/>
         </w:rPr>
         <w:t xml:space="preserve">Expression matrix: </w:t>
@@ -1250,7 +1600,13 @@
         <w:rPr>
           <w:lang w:val="en-US"/>
         </w:rPr>
-        <w:t>.xlsx</w:t>
+        <w:t>.</w:t>
+      </w:r>
+      <w:r>
+        <w:rPr>
+          <w:lang w:val="en-US"/>
+        </w:rPr>
+        <w:t>csv</w:t>
       </w:r>
     </w:p>
     <w:p>
@@ -2159,6 +2515,7 @@
   <w:style w:type="character" w:default="1" w:styleId="DefaultParagraphFont">
     <w:name w:val="Default Paragraph Font"/>
     <w:uiPriority w:val="1"/>
+    <w:semiHidden/>
     <w:unhideWhenUsed/>
   </w:style>
   <w:style w:type="table" w:default="1" w:styleId="TableNormal">
